--- a/assets/engagement-agreements/ep-trust-couple-v1.docx
+++ b/assets/engagement-agreements/ep-trust-couple-v1.docx
@@ -1527,6 +1527,46 @@
       </w:pPr>
     </w:p>
     <w:p>
+      <w:r>
+        <w:rPr>
+          <w:b/>
+        </w:rPr>
+        <w:t>Additional Clauses</w:t>
+      </w:r>
+    </w:p>
+    <w:p>
+      <w:r>
+        <w:rPr>
+          <w:b w:val="0"/>
+        </w:rPr>
+        <w:t>{#additional_clauses}</w:t>
+      </w:r>
+    </w:p>
+    <w:p>
+      <w:r>
+        <w:rPr>
+          <w:b/>
+        </w:rPr>
+        <w:t>{title}</w:t>
+      </w:r>
+    </w:p>
+    <w:p>
+      <w:r>
+        <w:rPr>
+          <w:b w:val="0"/>
+        </w:rPr>
+        <w:t>{text}</w:t>
+      </w:r>
+    </w:p>
+    <w:p>
+      <w:r>
+        <w:rPr>
+          <w:b w:val="0"/>
+        </w:rPr>
+        <w:t>{/additional_clauses}</w:t>
+      </w:r>
+    </w:p>
+    <w:p>
       <w:pPr>
         <w:spacing w:after="160" w:line="278" w:lineRule="auto"/>
         <w:jc w:val="center"/>
@@ -1976,6 +2016,29 @@
           <w:szCs w:val="22"/>
         </w:rPr>
       </w:pPr>
+    </w:p>
+    <w:p>
+      <w:r>
+        <w:t>{#schedule_a_clauses}</w:t>
+      </w:r>
+    </w:p>
+    <w:p>
+      <w:r>
+        <w:rPr>
+          <w:b/>
+        </w:rPr>
+        <w:t>{title}</w:t>
+      </w:r>
+    </w:p>
+    <w:p>
+      <w:r>
+        <w:t>{text}</w:t>
+      </w:r>
+    </w:p>
+    <w:p>
+      <w:r>
+        <w:t>{/schedule_a_clauses}</w:t>
+      </w:r>
     </w:p>
     <w:sectPr>
       <w:footerReference w:type="default" r:id="rId9"/>

--- a/assets/engagement-agreements/ep-trust-couple-v1.docx
+++ b/assets/engagement-agreements/ep-trust-couple-v1.docx
@@ -1005,6 +1005,7 @@
     </w:p>
     <w:p>
       <w:pPr>
+        <w:keepNext/>
         <w:rPr>
           <w:rFonts w:cs="Times New Roman"/>
           <w:sz w:val="22"/>
@@ -1022,33 +1023,37 @@
     </w:p>
     <w:p>
       <w:pPr>
-        <w:rPr>
-          <w:rFonts w:cs="Times New Roman"/>
-          <w:sz w:val="22"/>
-          <w:szCs w:val="22"/>
-        </w:rPr>
-      </w:pPr>
-    </w:p>
-    <w:p>
-      <w:pPr>
-        <w:rPr>
-          <w:rFonts w:cs="Times New Roman"/>
-          <w:sz w:val="22"/>
-          <w:szCs w:val="22"/>
-        </w:rPr>
-      </w:pPr>
-    </w:p>
-    <w:p>
-      <w:pPr>
-        <w:rPr>
-          <w:rFonts w:cs="Times New Roman"/>
-          <w:sz w:val="22"/>
-          <w:szCs w:val="22"/>
-        </w:rPr>
-      </w:pPr>
-    </w:p>
-    <w:p>
-      <w:pPr>
+        <w:keepNext/>
+        <w:rPr>
+          <w:rFonts w:cs="Times New Roman"/>
+          <w:sz w:val="22"/>
+          <w:szCs w:val="22"/>
+        </w:rPr>
+      </w:pPr>
+    </w:p>
+    <w:p>
+      <w:pPr>
+        <w:keepNext/>
+        <w:rPr>
+          <w:rFonts w:cs="Times New Roman"/>
+          <w:sz w:val="22"/>
+          <w:szCs w:val="22"/>
+        </w:rPr>
+      </w:pPr>
+    </w:p>
+    <w:p>
+      <w:pPr>
+        <w:keepNext/>
+        <w:rPr>
+          <w:rFonts w:cs="Times New Roman"/>
+          <w:sz w:val="22"/>
+          <w:szCs w:val="22"/>
+        </w:rPr>
+      </w:pPr>
+    </w:p>
+    <w:p>
+      <w:pPr>
+        <w:keepNext/>
         <w:rPr>
           <w:rFonts w:cs="Times New Roman"/>
           <w:sz w:val="22"/>
@@ -1077,6 +1082,7 @@
       </w:tblGrid>
       <w:tr>
         <w:trPr>
+          <w:cantSplit/>
           <w:trHeight w:val="605"/>
         </w:trPr>
         <w:tc>
@@ -1088,6 +1094,7 @@
           </w:tcPr>
           <w:p>
             <w:pPr>
+              <w:keepNext/>
               <w:autoSpaceDE w:val="0"/>
               <w:autoSpaceDN w:val="0"/>
               <w:adjustRightInd w:val="0"/>
@@ -1101,6 +1108,7 @@
           </w:p>
           <w:p>
             <w:pPr>
+              <w:keepNext/>
               <w:autoSpaceDE w:val="0"/>
               <w:autoSpaceDN w:val="0"/>
               <w:adjustRightInd w:val="0"/>
@@ -1114,6 +1122,7 @@
           </w:p>
           <w:p>
             <w:pPr>
+              <w:keepNext/>
               <w:autoSpaceDE w:val="0"/>
               <w:autoSpaceDN w:val="0"/>
               <w:adjustRightInd w:val="0"/>
@@ -1127,6 +1136,7 @@
           </w:p>
           <w:p>
             <w:pPr>
+              <w:keepNext/>
               <w:autoSpaceDE w:val="0"/>
               <w:autoSpaceDN w:val="0"/>
               <w:adjustRightInd w:val="0"/>
@@ -1154,6 +1164,7 @@
           </w:tcPr>
           <w:p>
             <w:pPr>
+              <w:keepNext/>
               <w:autoSpaceDE w:val="0"/>
               <w:autoSpaceDN w:val="0"/>
               <w:adjustRightInd w:val="0"/>
@@ -1175,6 +1186,7 @@
           </w:tcPr>
           <w:p>
             <w:pPr>
+              <w:keepNext/>
               <w:autoSpaceDE w:val="0"/>
               <w:autoSpaceDN w:val="0"/>
               <w:adjustRightInd w:val="0"/>
@@ -1228,6 +1240,7 @@
       </w:tr>
       <w:tr>
         <w:trPr>
+          <w:cantSplit/>
           <w:trHeight w:val="605"/>
         </w:trPr>
         <w:tc>
@@ -1239,6 +1252,7 @@
           </w:tcPr>
           <w:p>
             <w:pPr>
+              <w:keepNext/>
               <w:autoSpaceDE w:val="0"/>
               <w:autoSpaceDN w:val="0"/>
               <w:adjustRightInd w:val="0"/>
@@ -1265,6 +1279,7 @@
           </w:tcPr>
           <w:p>
             <w:pPr>
+              <w:keepNext/>
               <w:autoSpaceDE w:val="0"/>
               <w:autoSpaceDN w:val="0"/>
               <w:adjustRightInd w:val="0"/>
@@ -1306,6 +1321,7 @@
       </w:tr>
       <w:tr>
         <w:trPr>
+          <w:cantSplit/>
           <w:trHeight w:val="1017"/>
         </w:trPr>
         <w:tc>

--- a/assets/engagement-agreements/ep-trust-couple-v1.docx
+++ b/assets/engagement-agreements/ep-trust-couple-v1.docx
@@ -1256,6 +1256,7 @@
               <w:autoSpaceDE w:val="0"/>
               <w:autoSpaceDN w:val="0"/>
               <w:adjustRightInd w:val="0"/>
+              <w:jc w:val="left"/>
               <w:rPr>
                 <w:rFonts w:cs="Times New Roman"/>
                 <w:caps/>
@@ -1283,6 +1284,7 @@
               <w:autoSpaceDE w:val="0"/>
               <w:autoSpaceDN w:val="0"/>
               <w:adjustRightInd w:val="0"/>
+              <w:jc w:val="left"/>
               <w:rPr>
                 <w:rFonts w:cs="Times New Roman"/>
                 <w:sz w:val="22"/>
@@ -1301,6 +1303,7 @@
           <w:p>
             <w:pPr>
               <w:keepNext/>
+              <w:jc w:val="left"/>
               <w:rPr>
                 <w:rFonts w:cs="Times New Roman"/>
                 <w:caps/>
